--- a/Document/交付文件/教育訓練計畫書.docx
+++ b/Document/交付文件/教育訓練計畫書.docx
@@ -132,7 +132,10 @@
         <w:spacing w:after="40"/>
       </w:pPr>
       <w:r>
-        <w:t xml:space="preserve">&amp;#8226;  使一般人員（護理科及各科室相關人員）熟悉四站電子白板之操作與後台設定，能獨立完成日常維護作業。</w:t>
+        <w:t xml:space="preserve">•  </w:t>
+      </w:r>
+      <w:r>
+        <w:t xml:space="preserve">使一般人員（護理科及各科室相關人員）熟悉四站電子白板之操作與後台設定，能獨立完成日常維護作業。</w:t>
       </w:r>
     </w:p>
     <w:p>
@@ -141,7 +144,10 @@
         <w:spacing w:after="40"/>
       </w:pPr>
       <w:r>
-        <w:t xml:space="preserve">&amp;#8226;  使資訊人員了解系統架構、資料介接、部署維運與資訊安全機制，具備後續維護與問題排除能力。</w:t>
+        <w:t xml:space="preserve">•  </w:t>
+      </w:r>
+      <w:r>
+        <w:t xml:space="preserve">使資訊人員了解系統架構、資料介接、部署維運與資訊安全機制，具備後續維護與問題排除能力。</w:t>
       </w:r>
     </w:p>
     <w:p>
@@ -326,7 +332,10 @@
         <w:spacing w:after="40"/>
       </w:pPr>
       <w:r>
-        <w:t xml:space="preserve">&amp;#8226;  一般人員實際受訓人數以報名人數為主，場地由本院提供。</w:t>
+        <w:t xml:space="preserve">•  </w:t>
+      </w:r>
+      <w:r>
+        <w:t xml:space="preserve">一般人員實際受訓人數以報名人數為主，場地由本院提供。</w:t>
       </w:r>
     </w:p>
     <w:p>
@@ -335,7 +344,10 @@
         <w:spacing w:after="40"/>
       </w:pPr>
       <w:r>
-        <w:t xml:space="preserve">&amp;#8226;  資訊人員受訓人數為資訊室相關人員，實際人數以當天出席人數為主。</w:t>
+        <w:t xml:space="preserve">•  </w:t>
+      </w:r>
+      <w:r>
+        <w:t xml:space="preserve">資訊人員受訓人數為資訊室相關人員，實際人數以當天出席人數為主。</w:t>
       </w:r>
     </w:p>
     <w:p>
@@ -360,7 +372,10 @@
         <w:spacing w:after="40"/>
       </w:pPr>
       <w:r>
-        <w:t xml:space="preserve">&amp;#8226;  系統概觀與登入（AD 帳號登入、權限說明、閒置自動登出）。</w:t>
+        <w:t xml:space="preserve">•  </w:t>
+      </w:r>
+      <w:r>
+        <w:t xml:space="preserve">系統概觀與登入（AD 帳號登入、權限說明、閒置自動登出）。</w:t>
       </w:r>
     </w:p>
     <w:p>
@@ -369,7 +384,10 @@
         <w:spacing w:after="40"/>
       </w:pPr>
       <w:r>
-        <w:t xml:space="preserve">&amp;#8226;  四站看板操作：W52 一般病房、ICU 加護病房、OR 手術室、ER 急診室之頁籤與畫面說明。</w:t>
+        <w:t xml:space="preserve">•  </w:t>
+      </w:r>
+      <w:r>
+        <w:t xml:space="preserve">四站看板操作：W52 一般病房、ICU 加護病房、OR 手術室、ER 急診室之頁籤與畫面說明。</w:t>
       </w:r>
     </w:p>
     <w:p>
@@ -378,7 +396,10 @@
         <w:spacing w:after="40"/>
       </w:pPr>
       <w:r>
-        <w:t xml:space="preserve">&amp;#8226;  後台設定實作：跑馬燈、佈告欄公告、連絡電話、排班資訊（含負責床位/緊急應變編組/點班）、檢查/會診（以在床病人逐一設定）、病人臨床補充、避難圖等。</w:t>
+        <w:t xml:space="preserve">•  </w:t>
+      </w:r>
+      <w:r>
+        <w:t xml:space="preserve">後台設定實作：跑馬燈、佈告欄公告、連絡電話、排班資訊（含負責床位/緊急應變編組/點班）、檢查/會診（以在床病人逐一設定）、病人臨床補充、避難圖等。</w:t>
       </w:r>
     </w:p>
     <w:p>
@@ -387,7 +408,10 @@
         <w:spacing w:after="40"/>
       </w:pPr>
       <w:r>
-        <w:t xml:space="preserve">&amp;#8226;  資料維護原則：以在床病人為主之設定流程、24 小時自動移除機制、常見問題與異常通報。</w:t>
+        <w:t xml:space="preserve">•  </w:t>
+      </w:r>
+      <w:r>
+        <w:t xml:space="preserve">資料維護原則：以在床病人為主之設定流程、24 小時自動移除機制、常見問題與異常通報。</w:t>
       </w:r>
     </w:p>
     <w:p>
@@ -404,7 +428,10 @@
         <w:spacing w:after="40"/>
       </w:pPr>
       <w:r>
-        <w:t xml:space="preserve">&amp;#8226;  系統架構：Windows Server 2022／IIS／.NET 8（MVC）／SQL Server 2022／React 前端。</w:t>
+        <w:t xml:space="preserve">•  </w:t>
+      </w:r>
+      <w:r>
+        <w:t xml:space="preserve">系統架構：Windows Server 2022／IIS／.NET 8（MVC）／SQL Server 2022／React 前端。</w:t>
       </w:r>
     </w:p>
     <w:p>
@@ -413,7 +440,10 @@
         <w:spacing w:after="40"/>
       </w:pPr>
       <w:r>
-        <w:t xml:space="preserve">&amp;#8226;  資料介接：與 HIS 之欄位對照、自建後台資料源與切換策略、資料同步機制。</w:t>
+        <w:t xml:space="preserve">•  </w:t>
+      </w:r>
+      <w:r>
+        <w:t xml:space="preserve">資料介接：與 HIS 之欄位對照、自建後台資料源與切換策略、資料同步機制。</w:t>
       </w:r>
     </w:p>
     <w:p>
@@ -422,7 +452,10 @@
         <w:spacing w:after="40"/>
       </w:pPr>
       <w:r>
-        <w:t xml:space="preserve">&amp;#8226;  部署與維運：IIS 站台與 API 佈署、資料庫維護、備份與復原作業。</w:t>
+        <w:t xml:space="preserve">•  </w:t>
+      </w:r>
+      <w:r>
+        <w:t xml:space="preserve">部署與維運：IIS 站台與 API 佈署、資料庫維護、備份與復原作業。</w:t>
       </w:r>
     </w:p>
     <w:p>
@@ -431,7 +464,10 @@
         <w:spacing w:after="40"/>
       </w:pPr>
       <w:r>
-        <w:t xml:space="preserve">&amp;#8226;  帳號與資安：AD／SSO 整合、role-base 權限、操作稽核與登入稽核、弱點修補與更新流程。</w:t>
+        <w:t xml:space="preserve">•  </w:t>
+      </w:r>
+      <w:r>
+        <w:t xml:space="preserve">帳號與資安：AD／SSO 整合、role-base 權限、操作稽核與登入稽核、弱點修補與更新流程。</w:t>
       </w:r>
     </w:p>
     <w:p>
@@ -624,7 +660,10 @@
         <w:spacing w:after="40"/>
       </w:pPr>
       <w:r>
-        <w:t xml:space="preserve">&amp;#8226;  場地由本院提供，含投影設備與實機操作環境（可連線至測試/正式系統）。</w:t>
+        <w:t xml:space="preserve">•  </w:t>
+      </w:r>
+      <w:r>
+        <w:t xml:space="preserve">場地由本院提供，含投影設備與實機操作環境（可連線至測試/正式系統）。</w:t>
       </w:r>
     </w:p>
     <w:p>
@@ -633,7 +672,10 @@
         <w:spacing w:after="40"/>
       </w:pPr>
       <w:r>
-        <w:t xml:space="preserve">&amp;#8226;  觸控顯示器實機操作於現場設備到位後安排。</w:t>
+        <w:t xml:space="preserve">•  </w:t>
+      </w:r>
+      <w:r>
+        <w:t xml:space="preserve">觸控顯示器實機操作於現場設備到位後安排。</w:t>
       </w:r>
     </w:p>
     <w:p>
@@ -650,7 +692,10 @@
         <w:spacing w:after="40"/>
       </w:pPr>
       <w:r>
-        <w:t xml:space="preserve">&amp;#8226;  課程講義與簡報由廠商依上課人數準備所需份數，均為</w:t>
+        <w:t xml:space="preserve">•  </w:t>
+      </w:r>
+      <w:r>
+        <w:t xml:space="preserve">課程講義與簡報由廠商依上課人數準備所需份數，均為</w:t>
       </w:r>
       <w:r>
         <w:rPr>
@@ -668,7 +713,10 @@
         <w:spacing w:after="40"/>
       </w:pPr>
       <w:r>
-        <w:t xml:space="preserve">&amp;#8226;  所有教育訓練教材提供電子檔案，並授權本院內部使用。</w:t>
+        <w:t xml:space="preserve">•  </w:t>
+      </w:r>
+      <w:r>
+        <w:t xml:space="preserve">所有教育訓練教材提供電子檔案，並授權本院內部使用。</w:t>
       </w:r>
     </w:p>
     <w:p>
@@ -677,7 +725,10 @@
         <w:spacing w:after="40"/>
       </w:pPr>
       <w:r>
-        <w:t xml:space="preserve">&amp;#8226;  教育訓練另錄製</w:t>
+        <w:t xml:space="preserve">•  </w:t>
+      </w:r>
+      <w:r>
+        <w:t xml:space="preserve">教育訓練另錄製</w:t>
       </w:r>
       <w:r>
         <w:rPr>
@@ -1189,7 +1240,10 @@
         <w:spacing w:after="40"/>
       </w:pPr>
       <w:r>
-        <w:t xml:space="preserve">&amp;#8226;  每場次辦理簽到作業（附件簽到表）。</w:t>
+        <w:t xml:space="preserve">•  </w:t>
+      </w:r>
+      <w:r>
+        <w:t xml:space="preserve">每場次辦理簽到作業（附件簽到表）。</w:t>
       </w:r>
     </w:p>
     <w:p>
@@ -1198,7 +1252,10 @@
         <w:spacing w:after="40"/>
       </w:pPr>
       <w:r>
-        <w:t xml:space="preserve">&amp;#8226;  課後以問卷蒐集學員回饋，作為課程調整與後續諮詢服務之依據。</w:t>
+        <w:t xml:space="preserve">•  </w:t>
+      </w:r>
+      <w:r>
+        <w:t xml:space="preserve">課後以問卷蒐集學員回饋，作為課程調整與後續諮詢服務之依據。</w:t>
       </w:r>
     </w:p>
     <w:p>
@@ -1215,7 +1272,10 @@
         <w:spacing w:after="40"/>
       </w:pPr>
       <w:r>
-        <w:t xml:space="preserve">&amp;#8226;  依契約錄製教育訓練教學光碟，內容涵蓋操作與開發課程重點，交付本院留存。</w:t>
+        <w:t xml:space="preserve">•  </w:t>
+      </w:r>
+      <w:r>
+        <w:t xml:space="preserve">依契約錄製教育訓練教學光碟，內容涵蓋操作與開發課程重點，交付本院留存。</w:t>
       </w:r>
     </w:p>
     <w:p>

--- a/Document/交付文件/教育訓練計畫書.docx
+++ b/Document/交付文件/教育訓練計畫書.docx
@@ -1,6 +1,6 @@
 
 <file path=word/document.xml><?xml version="1.0" encoding="utf-8"?>
-<w:document xmlns:w="http://schemas.openxmlformats.org/wordprocessingml/2006/main">
+<w:document xmlns:w="http://schemas.openxmlformats.org/wordprocessingml/2006/main" xmlns:r="http://schemas.openxmlformats.org/officeDocument/2006/relationships" xmlns:wp="http://schemas.openxmlformats.org/drawingml/2006/wordprocessingDrawing" xmlns:a="http://schemas.openxmlformats.org/drawingml/2006/main" xmlns:pic="http://schemas.openxmlformats.org/drawingml/2006/picture">
   <w:body>
     <w:p>
       <w:pPr>
@@ -42,19 +42,6 @@
           <w:szCs w:val="44"/>
         </w:rPr>
         <w:t xml:space="preserve">教育訓練計畫書</w:t>
-      </w:r>
-    </w:p>
-    <w:p>
-      <w:pPr>
-        <w:jc w:val="center"/>
-        <w:spacing w:before="60" w:after="60"/>
-      </w:pPr>
-      <w:r>
-        <w:rPr>
-          <w:sz w:val="26"/>
-          <w:szCs w:val="26"/>
-        </w:rPr>
-        <w:t xml:space="preserve">文件代號：KMSH-NWB-TR-001（暫編，俟工作計畫會議核定）</w:t>
       </w:r>
     </w:p>
     <w:p>
@@ -455,7 +442,7 @@
         <w:t xml:space="preserve">•  </w:t>
       </w:r>
       <w:r>
-        <w:t xml:space="preserve">部署與維運：IIS 站台與 API 佈署、資料庫維護、備份與復原作業。</w:t>
+        <w:t xml:space="preserve">部署與維運：IIS 站台與 API 部署、資料庫維護、備份與復原作業。</w:t>
       </w:r>
     </w:p>
     <w:p>
